--- a/docs/diagram/word/Bab5-Implementasi.docx
+++ b/docs/diagram/word/Bab5-Implementasi.docx
@@ -1774,7 +1774,7 @@
         <w:t xml:space="preserve"> </w:t>
       </w:r>
       <w:r>
-        <w:t xml:space="preserve">SBM, penomoran surat, penilaian, dan penyusunan notifikasi.</w:t>
+        <w:t xml:space="preserve">SBML, penomoran surat, penilaian, dan penyusunan notifikasi.</w:t>
       </w:r>
     </w:p>
     <w:p>
@@ -2805,7 +2805,7 @@
           <w:b/>
           <w:bCs/>
         </w:rPr>
-        <w:t xml:space="preserve">b. Pemeriksaan batas honor bulanan (SBM).</w:t>
+        <w:t xml:space="preserve">b. Pemeriksaan batas honor bulanan (SBML).</w:t>
       </w:r>
       <w:r>
         <w:t xml:space="preserve"> </w:t>
@@ -3870,7 +3870,7 @@
         <w:t xml:space="preserve"> </w:t>
       </w:r>
       <w:r>
-        <w:t xml:space="preserve">kelebihan SBM yang sebelumnya hanya dapat diketahui dengan memeriksa berkas</w:t>
+        <w:t xml:space="preserve">kelebihan SBML yang sebelumnya hanya dapat diketahui dengan memeriksa berkas</w:t>
       </w:r>
       <w:r>
         <w:t xml:space="preserve"> </w:t>
@@ -5248,7 +5248,7 @@
               <w:pStyle w:val="Compact"/>
             </w:pPr>
             <w:r>
-              <w:t xml:space="preserve">Sistem menolak penyimpanan bila honor mitra melebihi batas SBM</w:t>
+              <w:t xml:space="preserve">Sistem menolak penyimpanan bila honor mitra melebihi batas SBML</w:t>
             </w:r>
           </w:p>
         </w:tc>
@@ -5640,7 +5640,7 @@
               <w:pStyle w:val="Compact"/>
             </w:pPr>
             <w:r>
-              <w:t xml:space="preserve">Input kegiatan, alokasi, pembebanan lintas bulan, peringatan SBM</w:t>
+              <w:t xml:space="preserve">Input kegiatan, alokasi, pembebanan lintas bulan, peringatan SBML</w:t>
             </w:r>
           </w:p>
         </w:tc>
